--- a/docs/prd-docx-v2/用户端App/个人中心.docx
+++ b/docs/prd-docx-v2/用户端App/个人中心.docx
@@ -1670,7 +1670,7 @@
                 <w:rFonts w:ascii="宋体" w:hAnsi="宋体" w:eastAsia="宋体"/>
                 <w:sz w:val="21"/>
               </w:rPr>
-              <w:t>`mockUserAuth`（`localStorage`）</w:t>
+              <w:t>`mockUserAuth`（`浏览器本地缓存`）</w:t>
             </w:r>
           </w:p>
         </w:tc>
@@ -1684,7 +1684,7 @@
                 <w:rFonts w:ascii="宋体" w:hAnsi="宋体" w:eastAsia="宋体"/>
                 <w:sz w:val="21"/>
               </w:rPr>
-              <w:t>`mobile-app.js`</w:t>
+              <w:t>页面逻辑</w:t>
             </w:r>
           </w:p>
         </w:tc>
@@ -1728,7 +1728,7 @@
                 <w:rFonts w:ascii="宋体" w:hAnsi="宋体" w:eastAsia="宋体"/>
                 <w:sz w:val="21"/>
               </w:rPr>
-              <w:t>`mobile-app.js` / `localStorage`</w:t>
+              <w:t>`mobile-app.js` / `浏览器本地缓存`</w:t>
             </w:r>
           </w:p>
         </w:tc>
@@ -1758,7 +1758,7 @@
                 <w:rFonts w:ascii="宋体" w:hAnsi="宋体" w:eastAsia="宋体"/>
                 <w:sz w:val="21"/>
               </w:rPr>
-              <w:t>`mockUserCart`（`localStorage`）</w:t>
+              <w:t>`mockUserCart`（`浏览器本地缓存`）</w:t>
             </w:r>
           </w:p>
         </w:tc>
@@ -1772,7 +1772,7 @@
                 <w:rFonts w:ascii="宋体" w:hAnsi="宋体" w:eastAsia="宋体"/>
                 <w:sz w:val="21"/>
               </w:rPr>
-              <w:t>`mobile-app.js`</w:t>
+              <w:t>页面逻辑</w:t>
             </w:r>
           </w:p>
         </w:tc>
@@ -1802,7 +1802,7 @@
                 <w:rFonts w:ascii="宋体" w:hAnsi="宋体" w:eastAsia="宋体"/>
                 <w:sz w:val="21"/>
               </w:rPr>
-              <w:t>`mockUserCollections`（`localStorage`）</w:t>
+              <w:t>`mockUserCollections`（`浏览器本地缓存`）</w:t>
             </w:r>
           </w:p>
         </w:tc>
@@ -1816,7 +1816,7 @@
                 <w:rFonts w:ascii="宋体" w:hAnsi="宋体" w:eastAsia="宋体"/>
                 <w:sz w:val="21"/>
               </w:rPr>
-              <w:t>`mobile-app.js`</w:t>
+              <w:t>页面逻辑</w:t>
             </w:r>
           </w:p>
         </w:tc>
@@ -1846,7 +1846,7 @@
                 <w:rFonts w:ascii="宋体" w:hAnsi="宋体" w:eastAsia="宋体"/>
                 <w:sz w:val="21"/>
               </w:rPr>
-              <w:t>`mockUserInvoices`（`localStorage`）</w:t>
+              <w:t>`mockUserInvoices`（`浏览器本地缓存`）</w:t>
             </w:r>
           </w:p>
         </w:tc>
@@ -1860,7 +1860,7 @@
                 <w:rFonts w:ascii="宋体" w:hAnsi="宋体" w:eastAsia="宋体"/>
                 <w:sz w:val="21"/>
               </w:rPr>
-              <w:t>`mobile-app.js`</w:t>
+              <w:t>页面逻辑</w:t>
             </w:r>
           </w:p>
         </w:tc>
@@ -1890,7 +1890,7 @@
                 <w:rFonts w:ascii="宋体" w:hAnsi="宋体" w:eastAsia="宋体"/>
                 <w:sz w:val="21"/>
               </w:rPr>
-              <w:t>`fallback.userAddresses`</w:t>
+              <w:t>业务数据</w:t>
             </w:r>
           </w:p>
         </w:tc>
@@ -1904,7 +1904,7 @@
                 <w:rFonts w:ascii="宋体" w:hAnsi="宋体" w:eastAsia="宋体"/>
                 <w:sz w:val="21"/>
               </w:rPr>
-              <w:t>`mobile-app.js`</w:t>
+              <w:t>页面逻辑</w:t>
             </w:r>
           </w:p>
         </w:tc>
@@ -1934,7 +1934,7 @@
                 <w:rFonts w:ascii="宋体" w:hAnsi="宋体" w:eastAsia="宋体"/>
                 <w:sz w:val="21"/>
               </w:rPr>
-              <w:t>`window.MockData.creditInfo`</w:t>
+              <w:t>业务数据</w:t>
             </w:r>
           </w:p>
         </w:tc>
@@ -1948,7 +1948,7 @@
                 <w:rFonts w:ascii="宋体" w:hAnsi="宋体" w:eastAsia="宋体"/>
                 <w:sz w:val="21"/>
               </w:rPr>
-              <w:t>`mock-data.js`</w:t>
+              <w:t>原型数据</w:t>
             </w:r>
           </w:p>
         </w:tc>
@@ -1992,7 +1992,7 @@
                 <w:rFonts w:ascii="宋体" w:hAnsi="宋体" w:eastAsia="宋体"/>
                 <w:sz w:val="21"/>
               </w:rPr>
-              <w:t>`mobile-app.js`</w:t>
+              <w:t>页面逻辑</w:t>
             </w:r>
           </w:p>
         </w:tc>
@@ -2128,7 +2128,7 @@
           <w:rFonts w:ascii="宋体" w:hAnsi="宋体" w:eastAsia="宋体"/>
           <w:sz w:val="21"/>
         </w:rPr>
-        <w:t>- 用户数据来源于 `getMockUserAuth()`（`localStorage` 中的 `mockUserAuth`）。  ---</w:t>
+        <w:t>- 用户数据来源于 `用户认证信息`（`浏览器本地缓存` 中的 `mockUserAuth`）。  ---</w:t>
       </w:r>
     </w:p>
     <w:p>
@@ -2226,7 +2226,7 @@
           <w:rFonts w:ascii="宋体" w:hAnsi="宋体" w:eastAsia="宋体"/>
           <w:sz w:val="21"/>
         </w:rPr>
-        <w:t>- 状态 `state.subTab.me` 更新为 `orders`，渲染历史订单列表。</w:t>
+        <w:t>- 状态 `页面状态` 更新为 `orders`，渲染历史订单列表。</w:t>
       </w:r>
     </w:p>
     <w:p>
@@ -2366,7 +2366,7 @@
           <w:rFonts w:ascii="宋体" w:hAnsi="宋体" w:eastAsia="宋体"/>
           <w:sz w:val="21"/>
         </w:rPr>
-        <w:t>- 订单数据来源于 `getUserOrders()`，合并了 `localStorage` 存储订单与 mock  fallback 数据。  ---</w:t>
+        <w:t>- 订单数据来源于 `getUserOrders()`，合并了 `浏览器本地缓存` 存储订单与 mock  fallback 数据。  ---</w:t>
       </w:r>
     </w:p>
     <w:p>
@@ -2464,7 +2464,7 @@
           <w:rFonts w:ascii="宋体" w:hAnsi="宋体" w:eastAsia="宋体"/>
           <w:sz w:val="21"/>
         </w:rPr>
-        <w:t>- 移除/清空操作后更新 `localStorage`（`mockUserCart`）。</w:t>
+        <w:t>- 移除/清空操作后更新 `浏览器本地缓存`（`mockUserCart`）。</w:t>
       </w:r>
     </w:p>
     <w:p>
@@ -2485,7 +2485,7 @@
           <w:rFonts w:ascii="宋体" w:hAnsi="宋体" w:eastAsia="宋体"/>
           <w:sz w:val="21"/>
         </w:rPr>
-        <w:t>- 购物车数据存储在 `localStorage`，跨会话保持。  ---</w:t>
+        <w:t>- 购物车数据存储在 `浏览器本地缓存`，跨会话保持。  ---</w:t>
       </w:r>
     </w:p>
     <w:p>
@@ -2583,7 +2583,7 @@
           <w:rFonts w:ascii="宋体" w:hAnsi="宋体" w:eastAsia="宋体"/>
           <w:sz w:val="21"/>
         </w:rPr>
-        <w:t>- 移除操作更新 `localStorage`（`mockUserCollections`）。</w:t>
+        <w:t>- 移除操作更新 `浏览器本地缓存`（`mockUserCollections`）。</w:t>
       </w:r>
     </w:p>
     <w:p>
@@ -2702,7 +2702,7 @@
           <w:rFonts w:ascii="宋体" w:hAnsi="宋体" w:eastAsia="宋体"/>
           <w:sz w:val="21"/>
         </w:rPr>
-        <w:t>- 申请提交后写入 `localStorage`（`mockUserInvoices`）。</w:t>
+        <w:t>- 申请提交后写入 `浏览器本地缓存`（`mockUserInvoices`）。</w:t>
       </w:r>
     </w:p>
     <w:p>
@@ -3157,7 +3157,7 @@
           <w:rFonts w:ascii="宋体" w:hAnsi="宋体" w:eastAsia="宋体"/>
           <w:sz w:val="21"/>
         </w:rPr>
-        <w:t>- 提供表单：用户名、头像上传、手机号、设置密码。 - 已绑定微信时展示微信头像（绿色渐变）与昵称。 - 提供「清除头像」选项，恢复为用户名首字默认头像。 - 提交后更新 `localStorage` 中的用户档案。</w:t>
+        <w:t>- 提供表单：用户名、头像上传、手机号、设置密码。 - 已绑定微信时展示微信头像（绿色渐变）与昵称。 - 提供「清除头像」选项，恢复为用户名首字默认头像。 - 提交后更新 `浏览器本地缓存` 中的用户档案。</w:t>
       </w:r>
     </w:p>
     <w:p>
